--- a/Day-4/Problem Statement-Interface.docx
+++ b/Day-4/Problem Statement-Interface.docx
@@ -43,7 +43,7 @@
           <w:lang w:val="en-IN"/>
         </w:rPr>
         <w:pict w14:anchorId="16AB5C8A">
-          <v:rect id="_x0000_i1073" style="width:0;height:1.5pt" o:hralign="center" o:hrstd="t" o:hr="t" fillcolor="#a0a0a0" stroked="f"/>
+          <v:rect id="_x0000_i1025" style="width:0;height:1.5pt" o:hralign="center" o:hrstd="t" o:hr="t" fillcolor="#a0a0a0" stroked="f"/>
         </w:pict>
       </w:r>
     </w:p>
@@ -78,8 +78,18 @@
           <w:bCs/>
           <w:lang w:val="en-IN"/>
         </w:rPr>
-        <w:t>1. Create an Interface IPayment</w:t>
-      </w:r>
+        <w:t xml:space="preserve">1. Create an Interface </w:t>
+      </w:r>
+      <w:proofErr w:type="spellStart"/>
+      <w:r>
+        <w:rPr>
+          <w:b/>
+          <w:bCs/>
+          <w:lang w:val="en-IN"/>
+        </w:rPr>
+        <w:t>IPayment</w:t>
+      </w:r>
+      <w:proofErr w:type="spellEnd"/>
     </w:p>
     <w:p>
       <w:pPr>
@@ -112,7 +122,29 @@
         <w:rPr>
           <w:lang w:val="en-IN"/>
         </w:rPr>
-        <w:t>void ProcessPayment(double amount)</w:t>
+        <w:t xml:space="preserve">void </w:t>
+      </w:r>
+      <w:proofErr w:type="spellStart"/>
+      <w:proofErr w:type="gramStart"/>
+      <w:r>
+        <w:rPr>
+          <w:lang w:val="en-IN"/>
+        </w:rPr>
+        <w:t>ProcessPayment</w:t>
+      </w:r>
+      <w:proofErr w:type="spellEnd"/>
+      <w:r>
+        <w:rPr>
+          <w:lang w:val="en-IN"/>
+        </w:rPr>
+        <w:t>(</w:t>
+      </w:r>
+      <w:proofErr w:type="gramEnd"/>
+      <w:r>
+        <w:rPr>
+          <w:lang w:val="en-IN"/>
+        </w:rPr>
+        <w:t>double amount)</w:t>
       </w:r>
     </w:p>
     <w:p>
@@ -129,7 +161,29 @@
         <w:rPr>
           <w:lang w:val="en-IN"/>
         </w:rPr>
-        <w:t>void DisplayPaymentDetails()</w:t>
+        <w:t xml:space="preserve">void </w:t>
+      </w:r>
+      <w:proofErr w:type="spellStart"/>
+      <w:proofErr w:type="gramStart"/>
+      <w:r>
+        <w:rPr>
+          <w:lang w:val="en-IN"/>
+        </w:rPr>
+        <w:t>DisplayPaymentDetails</w:t>
+      </w:r>
+      <w:proofErr w:type="spellEnd"/>
+      <w:r>
+        <w:rPr>
+          <w:lang w:val="en-IN"/>
+        </w:rPr>
+        <w:t>(</w:t>
+      </w:r>
+      <w:proofErr w:type="gramEnd"/>
+      <w:r>
+        <w:rPr>
+          <w:lang w:val="en-IN"/>
+        </w:rPr>
+        <w:t>)</w:t>
       </w:r>
     </w:p>
     <w:p>
@@ -143,7 +197,7 @@
           <w:lang w:val="en-IN"/>
         </w:rPr>
         <w:pict w14:anchorId="4709E104">
-          <v:rect id="_x0000_i1074" style="width:0;height:1.5pt" o:hralign="center" o:hrstd="t" o:hr="t" fillcolor="#a0a0a0" stroked="f"/>
+          <v:rect id="_x0000_i1026" style="width:0;height:1.5pt" o:hralign="center" o:hrstd="t" o:hr="t" fillcolor="#a0a0a0" stroked="f"/>
         </w:pict>
       </w:r>
     </w:p>
@@ -172,6 +226,7 @@
           <w:lang w:val="en-IN"/>
         </w:rPr>
       </w:pPr>
+      <w:proofErr w:type="spellStart"/>
       <w:r>
         <w:rPr>
           <w:b/>
@@ -180,6 +235,7 @@
         </w:rPr>
         <w:t>CreditCardPayment</w:t>
       </w:r>
+      <w:proofErr w:type="spellEnd"/>
     </w:p>
     <w:p>
       <w:pPr>
@@ -208,12 +264,14 @@
           <w:lang w:val="en-IN"/>
         </w:rPr>
       </w:pPr>
+      <w:proofErr w:type="spellStart"/>
       <w:r>
         <w:rPr>
           <w:lang w:val="en-IN"/>
         </w:rPr>
         <w:t>CardNumber</w:t>
       </w:r>
+      <w:proofErr w:type="spellEnd"/>
     </w:p>
     <w:p>
       <w:pPr>
@@ -225,12 +283,14 @@
           <w:lang w:val="en-IN"/>
         </w:rPr>
       </w:pPr>
+      <w:proofErr w:type="spellStart"/>
       <w:r>
         <w:rPr>
           <w:lang w:val="en-IN"/>
         </w:rPr>
         <w:t>CardHolderName</w:t>
       </w:r>
+      <w:proofErr w:type="spellEnd"/>
     </w:p>
     <w:p>
       <w:pPr>
@@ -285,7 +345,7 @@
           <w:lang w:val="en-IN"/>
         </w:rPr>
         <w:pict w14:anchorId="610A29D9">
-          <v:rect id="_x0000_i1075" style="width:0;height:1.5pt" o:hralign="center" o:hrstd="t" o:hr="t" fillcolor="#a0a0a0" stroked="f"/>
+          <v:rect id="_x0000_i1027" style="width:0;height:1.5pt" o:hralign="center" o:hrstd="t" o:hr="t" fillcolor="#a0a0a0" stroked="f"/>
         </w:pict>
       </w:r>
     </w:p>
@@ -297,6 +357,7 @@
           <w:lang w:val="en-IN"/>
         </w:rPr>
       </w:pPr>
+      <w:proofErr w:type="spellStart"/>
       <w:r>
         <w:rPr>
           <w:b/>
@@ -305,6 +366,7 @@
         </w:rPr>
         <w:t>UPIPayment</w:t>
       </w:r>
+      <w:proofErr w:type="spellEnd"/>
     </w:p>
     <w:p>
       <w:pPr>
@@ -333,12 +395,14 @@
           <w:lang w:val="en-IN"/>
         </w:rPr>
       </w:pPr>
+      <w:proofErr w:type="spellStart"/>
       <w:r>
         <w:rPr>
           <w:lang w:val="en-IN"/>
         </w:rPr>
         <w:t>UPIId</w:t>
       </w:r>
+      <w:proofErr w:type="spellEnd"/>
     </w:p>
     <w:p>
       <w:pPr>
@@ -385,7 +449,7 @@
           <w:lang w:val="en-IN"/>
         </w:rPr>
         <w:pict w14:anchorId="5DF44A0A">
-          <v:rect id="_x0000_i1076" style="width:0;height:1.5pt" o:hralign="center" o:hrstd="t" o:hr="t" fillcolor="#a0a0a0" stroked="f"/>
+          <v:rect id="_x0000_i1028" style="width:0;height:1.5pt" o:hralign="center" o:hrstd="t" o:hr="t" fillcolor="#a0a0a0" stroked="f"/>
         </w:pict>
       </w:r>
     </w:p>
@@ -433,6 +497,7 @@
           <w:lang w:val="en-IN"/>
         </w:rPr>
       </w:pPr>
+      <w:proofErr w:type="spellStart"/>
       <w:r>
         <w:rPr>
           <w:lang w:val="en-IN"/>
@@ -440,6 +505,7 @@
         <w:lastRenderedPageBreak/>
         <w:t>BankName</w:t>
       </w:r>
+      <w:proofErr w:type="spellEnd"/>
     </w:p>
     <w:p>
       <w:pPr>
@@ -494,7 +560,7 @@
           <w:lang w:val="en-IN"/>
         </w:rPr>
         <w:pict w14:anchorId="7FC94429">
-          <v:rect id="_x0000_i1077" style="width:0;height:1.5pt" o:hralign="center" o:hrstd="t" o:hr="t" fillcolor="#a0a0a0" stroked="f"/>
+          <v:rect id="_x0000_i1029" style="width:0;height:1.5pt" o:hralign="center" o:hrstd="t" o:hr="t" fillcolor="#a0a0a0" stroked="f"/>
         </w:pict>
       </w:r>
     </w:p>
@@ -529,8 +595,16 @@
         <w:rPr>
           <w:lang w:val="en-IN"/>
         </w:rPr>
-        <w:t>Store all payments in an ArrayList</w:t>
-      </w:r>
+        <w:t xml:space="preserve">Store all payments in an </w:t>
+      </w:r>
+      <w:proofErr w:type="spellStart"/>
+      <w:r>
+        <w:rPr>
+          <w:lang w:val="en-IN"/>
+        </w:rPr>
+        <w:t>ArrayList</w:t>
+      </w:r>
+      <w:proofErr w:type="spellEnd"/>
     </w:p>
     <w:p>
       <w:pPr>
@@ -560,7 +634,7 @@
           <w:lang w:val="en-IN"/>
         </w:rPr>
         <w:pict w14:anchorId="6748D3A0">
-          <v:rect id="_x0000_i1078" style="width:0;height:1.5pt" o:hralign="center" o:hrstd="t" o:hr="t" fillcolor="#a0a0a0" stroked="f"/>
+          <v:rect id="_x0000_i1030" style="width:0;height:1.5pt" o:hralign="center" o:hrstd="t" o:hr="t" fillcolor="#a0a0a0" stroked="f"/>
         </w:pict>
       </w:r>
     </w:p>
@@ -595,8 +669,16 @@
         <w:rPr>
           <w:lang w:val="en-IN"/>
         </w:rPr>
-        <w:t>Add multiple payment types into ArrayList</w:t>
-      </w:r>
+        <w:t xml:space="preserve">Add multiple payment types into </w:t>
+      </w:r>
+      <w:proofErr w:type="spellStart"/>
+      <w:r>
+        <w:rPr>
+          <w:lang w:val="en-IN"/>
+        </w:rPr>
+        <w:t>ArrayList</w:t>
+      </w:r>
+      <w:proofErr w:type="spellEnd"/>
     </w:p>
     <w:p>
       <w:pPr>
@@ -694,7 +776,7 @@
           <w:lang w:val="en-IN"/>
         </w:rPr>
         <w:pict w14:anchorId="6FEB8F58">
-          <v:rect id="_x0000_i1079" style="width:0;height:1.5pt" o:hralign="center" o:hrstd="t" o:hr="t" fillcolor="#a0a0a0" stroked="f"/>
+          <v:rect id="_x0000_i1031" style="width:0;height:1.5pt" o:hralign="center" o:hrstd="t" o:hr="t" fillcolor="#a0a0a0" stroked="f"/>
         </w:pict>
       </w:r>
     </w:p>
@@ -732,7 +814,20 @@
           <w:lang w:val="en-IN"/>
         </w:rPr>
         <w:br/>
-        <w:t>CreditCard → 1000</w:t>
+      </w:r>
+      <w:proofErr w:type="spellStart"/>
+      <w:r>
+        <w:rPr>
+          <w:lang w:val="en-IN"/>
+        </w:rPr>
+        <w:t>CreditCard</w:t>
+      </w:r>
+      <w:proofErr w:type="spellEnd"/>
+      <w:r>
+        <w:rPr>
+          <w:lang w:val="en-IN"/>
+        </w:rPr>
+        <w:t xml:space="preserve"> → 1000</w:t>
       </w:r>
       <w:r>
         <w:rPr>
@@ -746,7 +841,20 @@
           <w:lang w:val="en-IN"/>
         </w:rPr>
         <w:br/>
-        <w:t>NetBanking → 2000</w:t>
+      </w:r>
+      <w:proofErr w:type="spellStart"/>
+      <w:r>
+        <w:rPr>
+          <w:lang w:val="en-IN"/>
+        </w:rPr>
+        <w:t>NetBanking</w:t>
+      </w:r>
+      <w:proofErr w:type="spellEnd"/>
+      <w:r>
+        <w:rPr>
+          <w:lang w:val="en-IN"/>
+        </w:rPr>
+        <w:t xml:space="preserve"> → 2000</w:t>
       </w:r>
     </w:p>
     <w:p>
@@ -760,7 +868,7 @@
           <w:lang w:val="en-IN"/>
         </w:rPr>
         <w:pict w14:anchorId="3AE7043A">
-          <v:rect id="_x0000_i1080" style="width:0;height:1.5pt" o:hralign="center" o:hrstd="t" o:hr="t" fillcolor="#a0a0a0" stroked="f"/>
+          <v:rect id="_x0000_i1032" style="width:0;height:1.5pt" o:hralign="center" o:hrstd="t" o:hr="t" fillcolor="#a0a0a0" stroked="f"/>
         </w:pict>
       </w:r>
     </w:p>
@@ -787,11 +895,19 @@
           <w:lang w:val="en-IN"/>
         </w:rPr>
       </w:pPr>
-      <w:r>
-        <w:rPr>
-          <w:lang w:val="en-IN"/>
-        </w:rPr>
-        <w:t>CreditCard Payment Processed: 1020</w:t>
+      <w:proofErr w:type="spellStart"/>
+      <w:r>
+        <w:rPr>
+          <w:lang w:val="en-IN"/>
+        </w:rPr>
+        <w:t>CreditCard</w:t>
+      </w:r>
+      <w:proofErr w:type="spellEnd"/>
+      <w:r>
+        <w:rPr>
+          <w:lang w:val="en-IN"/>
+        </w:rPr>
+        <w:t xml:space="preserve"> Payment Processed: 1020</w:t>
       </w:r>
       <w:r>
         <w:rPr>
@@ -805,7 +921,20 @@
           <w:lang w:val="en-IN"/>
         </w:rPr>
         <w:br/>
-        <w:t>NetBanking Payment Processed: 2010</w:t>
+      </w:r>
+      <w:proofErr w:type="spellStart"/>
+      <w:r>
+        <w:rPr>
+          <w:lang w:val="en-IN"/>
+        </w:rPr>
+        <w:t>NetBanking</w:t>
+      </w:r>
+      <w:proofErr w:type="spellEnd"/>
+      <w:r>
+        <w:rPr>
+          <w:lang w:val="en-IN"/>
+        </w:rPr>
+        <w:t xml:space="preserve"> Payment Processed: 2010</w:t>
       </w:r>
       <w:r>
         <w:rPr>
@@ -831,7 +960,20 @@
           <w:lang w:val="en-IN"/>
         </w:rPr>
         <w:br/>
-        <w:t>CreditCard Count: 1</w:t>
+      </w:r>
+      <w:proofErr w:type="spellStart"/>
+      <w:r>
+        <w:rPr>
+          <w:lang w:val="en-IN"/>
+        </w:rPr>
+        <w:t>CreditCard</w:t>
+      </w:r>
+      <w:proofErr w:type="spellEnd"/>
+      <w:r>
+        <w:rPr>
+          <w:lang w:val="en-IN"/>
+        </w:rPr>
+        <w:t xml:space="preserve"> Count: 1</w:t>
       </w:r>
       <w:r>
         <w:rPr>
@@ -845,7 +987,20 @@
           <w:lang w:val="en-IN"/>
         </w:rPr>
         <w:br/>
-        <w:t>NetBanking Count: 1</w:t>
+      </w:r>
+      <w:proofErr w:type="spellStart"/>
+      <w:r>
+        <w:rPr>
+          <w:lang w:val="en-IN"/>
+        </w:rPr>
+        <w:t>NetBanking</w:t>
+      </w:r>
+      <w:proofErr w:type="spellEnd"/>
+      <w:r>
+        <w:rPr>
+          <w:lang w:val="en-IN"/>
+        </w:rPr>
+        <w:t xml:space="preserve"> Count: 1</w:t>
       </w:r>
     </w:p>
     <w:p/>
@@ -2377,6 +2532,7 @@
   <w:style w:type="character" w:default="1" w:styleId="DefaultParagraphFont">
     <w:name w:val="Default Paragraph Font"/>
     <w:uiPriority w:val="1"/>
+    <w:semiHidden/>
     <w:unhideWhenUsed/>
   </w:style>
   <w:style w:type="table" w:default="1" w:styleId="TableNormal">
